--- a/public/assets/files/niestacjonarne/PPS.docx
+++ b/public/assets/files/niestacjonarne/PPS.docx
@@ -1880,14 +1880,13 @@
       </w:tblPr>
       <w:tblGrid>
         <w:gridCol w:w="680"/>
-        <w:gridCol w:w="4536"/>
-        <w:gridCol w:w="4252"/>
+        <w:gridCol w:w="8788"/>
       </w:tblGrid>
       <w:tr>
         <w:tc>
           <w:tcPr>
             <w:tcW w:type="dxa" w:w="9468"/>
-            <w:gridSpan w:val="3"/>
+            <w:gridSpan w:val="2"/>
             <w:shd w:val="clear" w:color="auto" w:fill="D9D9D9"/>
           </w:tcPr>
           <w:p>
@@ -1929,7 +1928,7 @@
         </w:tc>
         <w:tc>
           <w:tcPr>
-            <w:tcW w:type="dxa" w:w="4536"/>
+            <w:tcW w:type="dxa" w:w="8788"/>
             <w:shd w:val="clear" w:color="auto" w:fill="D9D9D9"/>
           </w:tcPr>
           <w:p>
@@ -1943,27 +1942,7 @@
                 <w:i w:val="0"/>
                 <w:sz w:val="16"/>
               </w:rPr>
-              <w:t>Wykład</w:t>
-            </w:r>
-          </w:p>
-        </w:tc>
-        <w:tc>
-          <w:tcPr>
-            <w:tcW w:type="dxa" w:w="4252"/>
-            <w:shd w:val="clear" w:color="auto" w:fill="D9D9D9"/>
-          </w:tcPr>
-          <w:p>
-            <w:pPr>
-              <w:spacing w:before="20" w:after="20"/>
-            </w:pPr>
-            <w:r>
-              <w:rPr>
-                <w:rFonts w:ascii="Aptos" w:hAnsi="Aptos"/>
-                <w:b/>
-                <w:i w:val="0"/>
-                <w:sz w:val="16"/>
-              </w:rPr>
-              <w:t>Ćwiczenia / Laboratorium / Pracownia</w:t>
+              <w:t>Treści programowe</w:t>
             </w:r>
           </w:p>
         </w:tc>
@@ -1990,7 +1969,7 @@
         </w:tc>
         <w:tc>
           <w:tcPr>
-            <w:tcW w:type="dxa" w:w="4536"/>
+            <w:tcW w:type="dxa" w:w="8788"/>
           </w:tcPr>
           <w:p>
             <w:pPr>
@@ -2004,24 +1983,6 @@
                 <w:sz w:val="22"/>
               </w:rPr>
               <w:t>Programowanie platform cyfrowych i peryferiów</w:t>
-            </w:r>
-          </w:p>
-        </w:tc>
-        <w:tc>
-          <w:tcPr>
-            <w:tcW w:type="dxa" w:w="4252"/>
-          </w:tcPr>
-          <w:p>
-            <w:pPr>
-              <w:spacing w:before="20" w:after="20"/>
-            </w:pPr>
-            <w:r>
-              <w:rPr>
-                <w:rFonts w:ascii="Aptos" w:hAnsi="Aptos"/>
-                <w:b w:val="0"/>
-                <w:i w:val="0"/>
-                <w:sz w:val="22"/>
-              </w:rPr>
             </w:r>
           </w:p>
         </w:tc>
@@ -2048,7 +2009,7 @@
         </w:tc>
         <w:tc>
           <w:tcPr>
-            <w:tcW w:type="dxa" w:w="4536"/>
+            <w:tcW w:type="dxa" w:w="8788"/>
           </w:tcPr>
           <w:p>
             <w:pPr>
@@ -2062,24 +2023,6 @@
                 <w:sz w:val="22"/>
               </w:rPr>
               <w:t>Arduino: Arduion IDE + gcc-avr</w:t>
-            </w:r>
-          </w:p>
-        </w:tc>
-        <w:tc>
-          <w:tcPr>
-            <w:tcW w:type="dxa" w:w="4252"/>
-          </w:tcPr>
-          <w:p>
-            <w:pPr>
-              <w:spacing w:before="20" w:after="20"/>
-            </w:pPr>
-            <w:r>
-              <w:rPr>
-                <w:rFonts w:ascii="Aptos" w:hAnsi="Aptos"/>
-                <w:b w:val="0"/>
-                <w:i w:val="0"/>
-                <w:sz w:val="22"/>
-              </w:rPr>
             </w:r>
           </w:p>
         </w:tc>
@@ -2106,7 +2049,7 @@
         </w:tc>
         <w:tc>
           <w:tcPr>
-            <w:tcW w:type="dxa" w:w="4536"/>
+            <w:tcW w:type="dxa" w:w="8788"/>
           </w:tcPr>
           <w:p>
             <w:pPr>
@@ -2120,24 +2063,6 @@
                 <w:sz w:val="22"/>
               </w:rPr>
               <w:t>Raspberry Pi: C++, Python, NodeJS (2 do wyboru)</w:t>
-            </w:r>
-          </w:p>
-        </w:tc>
-        <w:tc>
-          <w:tcPr>
-            <w:tcW w:type="dxa" w:w="4252"/>
-          </w:tcPr>
-          <w:p>
-            <w:pPr>
-              <w:spacing w:before="20" w:after="20"/>
-            </w:pPr>
-            <w:r>
-              <w:rPr>
-                <w:rFonts w:ascii="Aptos" w:hAnsi="Aptos"/>
-                <w:b w:val="0"/>
-                <w:i w:val="0"/>
-                <w:sz w:val="22"/>
-              </w:rPr>
             </w:r>
           </w:p>
         </w:tc>
@@ -2164,7 +2089,7 @@
         </w:tc>
         <w:tc>
           <w:tcPr>
-            <w:tcW w:type="dxa" w:w="4536"/>
+            <w:tcW w:type="dxa" w:w="8788"/>
           </w:tcPr>
           <w:p>
             <w:pPr>
@@ -2178,24 +2103,6 @@
                 <w:sz w:val="22"/>
               </w:rPr>
               <w:t>MSP 430</w:t>
-            </w:r>
-          </w:p>
-        </w:tc>
-        <w:tc>
-          <w:tcPr>
-            <w:tcW w:type="dxa" w:w="4252"/>
-          </w:tcPr>
-          <w:p>
-            <w:pPr>
-              <w:spacing w:before="20" w:after="20"/>
-            </w:pPr>
-            <w:r>
-              <w:rPr>
-                <w:rFonts w:ascii="Aptos" w:hAnsi="Aptos"/>
-                <w:b w:val="0"/>
-                <w:i w:val="0"/>
-                <w:sz w:val="22"/>
-              </w:rPr>
             </w:r>
           </w:p>
         </w:tc>
@@ -2222,7 +2129,7 @@
         </w:tc>
         <w:tc>
           <w:tcPr>
-            <w:tcW w:type="dxa" w:w="4536"/>
+            <w:tcW w:type="dxa" w:w="8788"/>
           </w:tcPr>
           <w:p>
             <w:pPr>
@@ -2236,24 +2143,6 @@
                 <w:sz w:val="22"/>
               </w:rPr>
               <w:t>PLC</w:t>
-            </w:r>
-          </w:p>
-        </w:tc>
-        <w:tc>
-          <w:tcPr>
-            <w:tcW w:type="dxa" w:w="4252"/>
-          </w:tcPr>
-          <w:p>
-            <w:pPr>
-              <w:spacing w:before="20" w:after="20"/>
-            </w:pPr>
-            <w:r>
-              <w:rPr>
-                <w:rFonts w:ascii="Aptos" w:hAnsi="Aptos"/>
-                <w:b w:val="0"/>
-                <w:i w:val="0"/>
-                <w:sz w:val="22"/>
-              </w:rPr>
             </w:r>
           </w:p>
         </w:tc>
@@ -2280,7 +2169,7 @@
         </w:tc>
         <w:tc>
           <w:tcPr>
-            <w:tcW w:type="dxa" w:w="4536"/>
+            <w:tcW w:type="dxa" w:w="8788"/>
           </w:tcPr>
           <w:p>
             <w:pPr>
@@ -2294,24 +2183,6 @@
                 <w:sz w:val="22"/>
               </w:rPr>
               <w:t>Weryfikacja wybranych algorytmów dla potrzeb IoT w środowisku Ptolemy</w:t>
-            </w:r>
-          </w:p>
-        </w:tc>
-        <w:tc>
-          <w:tcPr>
-            <w:tcW w:type="dxa" w:w="4252"/>
-          </w:tcPr>
-          <w:p>
-            <w:pPr>
-              <w:spacing w:before="20" w:after="20"/>
-            </w:pPr>
-            <w:r>
-              <w:rPr>
-                <w:rFonts w:ascii="Aptos" w:hAnsi="Aptos"/>
-                <w:b w:val="0"/>
-                <w:i w:val="0"/>
-                <w:sz w:val="22"/>
-              </w:rPr>
             </w:r>
           </w:p>
         </w:tc>
@@ -2338,7 +2209,7 @@
         </w:tc>
         <w:tc>
           <w:tcPr>
-            <w:tcW w:type="dxa" w:w="4536"/>
+            <w:tcW w:type="dxa" w:w="8788"/>
           </w:tcPr>
           <w:p>
             <w:pPr>
@@ -2352,24 +2223,6 @@
                 <w:sz w:val="22"/>
               </w:rPr>
               <w:t>Atiny</w:t>
-            </w:r>
-          </w:p>
-        </w:tc>
-        <w:tc>
-          <w:tcPr>
-            <w:tcW w:type="dxa" w:w="4252"/>
-          </w:tcPr>
-          <w:p>
-            <w:pPr>
-              <w:spacing w:before="20" w:after="20"/>
-            </w:pPr>
-            <w:r>
-              <w:rPr>
-                <w:rFonts w:ascii="Aptos" w:hAnsi="Aptos"/>
-                <w:b w:val="0"/>
-                <w:i w:val="0"/>
-                <w:sz w:val="22"/>
-              </w:rPr>
             </w:r>
           </w:p>
         </w:tc>
